--- a/schemat_blokowy/Lab_01/Programowanie_laborki/lab_prog.docx
+++ b/schemat_blokowy/Lab_01/Programowanie_laborki/lab_prog.docx
@@ -3,28 +3,15 @@
 <w:document xmlns:wpc="http://schemas.microsoft.com/office/word/2010/wordprocessingCanvas" xmlns:cx="http://schemas.microsoft.com/office/drawing/2014/chartex" xmlns:cx1="http://schemas.microsoft.com/office/drawing/2015/9/8/chartex" xmlns:cx2="http://schemas.microsoft.com/office/drawing/2015/10/21/chartex" xmlns:cx3="http://schemas.microsoft.com/office/drawing/2016/5/9/chartex" xmlns:cx4="http://schemas.microsoft.com/office/drawing/2016/5/10/chartex" xmlns:cx5="http://schemas.microsoft.com/office/drawing/2016/5/11/chartex" xmlns:cx6="http://schemas.microsoft.com/office/drawing/2016/5/12/chartex" xmlns:cx7="http://schemas.microsoft.com/office/drawing/2016/5/13/chartex" xmlns:cx8="http://schemas.microsoft.com/office/drawing/2016/5/14/chartex" xmlns:mc="http://schemas.openxmlformats.org/markup-compatibility/2006" xmlns:aink="http://schemas.microsoft.com/office/drawing/2016/ink" xmlns:am3d="http://schemas.microsoft.com/office/drawing/2017/model3d" xmlns:o="urn:schemas-microsoft-com:office:office" xmlns:oel="http://schemas.microsoft.com/office/2019/extlst" xmlns:r="http://schemas.openxmlformats.org/officeDocument/2006/relationships" xmlns:m="http://schemas.openxmlformats.org/officeDocument/2006/math" xmlns:v="urn:schemas-microsoft-com:vml" xmlns:wp14="http://schemas.microsoft.com/office/word/2010/wordprocessingDrawing" xmlns:wp="http://schemas.openxmlformats.org/drawingml/2006/wordprocessingDrawing" xmlns:w10="urn:schemas-microsoft-com:office:word" xmlns:w="http://schemas.openxmlformats.org/wordprocessingml/2006/main" xmlns:w14="http://schemas.microsoft.com/office/word/2010/wordml" xmlns:w15="http://schemas.microsoft.com/office/word/2012/wordml" xmlns:w16cex="http://schemas.microsoft.com/office/word/2018/wordml/cex" xmlns:w16cid="http://schemas.microsoft.com/office/word/2016/wordml/cid" xmlns:w16="http://schemas.microsoft.com/office/word/2018/wordml" xmlns:w16du="http://schemas.microsoft.com/office/word/2023/wordml/word16du" xmlns:w16sdtdh="http://schemas.microsoft.com/office/word/2020/wordml/sdtdatahash" xmlns:w16se="http://schemas.microsoft.com/office/word/2015/wordml/symex" xmlns:wpg="http://schemas.microsoft.com/office/word/2010/wordprocessingGroup" xmlns:wpi="http://schemas.microsoft.com/office/word/2010/wordprocessingInk" xmlns:wne="http://schemas.microsoft.com/office/word/2006/wordml" xmlns:wps="http://schemas.microsoft.com/office/word/2010/wordprocessingShape" mc:Ignorable="w14 w15 w16se w16cid w16 w16cex w16sdtdh w16du wp14">
   <w:body>
     <w:p>
-      <w:pPr>
-        <w:rPr>
-          <w:noProof/>
-        </w:rPr>
-      </w:pPr>
       <w:r>
         <w:rPr>
           <w:noProof/>
         </w:rPr>
         <w:drawing>
-          <wp:anchor distT="0" distB="0" distL="114300" distR="114300" simplePos="0" relativeHeight="251658240" behindDoc="0" locked="0" layoutInCell="1" allowOverlap="1" wp14:anchorId="2EC3E207" wp14:editId="6C9BAE1F">
-            <wp:simplePos x="0" y="0"/>
-            <wp:positionH relativeFrom="column">
-              <wp:posOffset>0</wp:posOffset>
-            </wp:positionH>
-            <wp:positionV relativeFrom="paragraph">
-              <wp:posOffset>0</wp:posOffset>
-            </wp:positionV>
-            <wp:extent cx="5943600" cy="6372860"/>
+          <wp:inline distT="0" distB="0" distL="0" distR="0" wp14:anchorId="581535B0" wp14:editId="0058AC68">
+            <wp:extent cx="5943600" cy="7896860"/>
             <wp:effectExtent l="0" t="0" r="0" b="8890"/>
-            <wp:wrapSquare wrapText="bothSides"/>
-            <wp:docPr id="1599339049" name="Picture 1"/>
+            <wp:docPr id="1770961211" name="Picture 1" descr="A screenshot of a computer screen&#10;&#10;Description automatically generated"/>
             <wp:cNvGraphicFramePr>
               <a:graphicFrameLocks xmlns:a="http://schemas.openxmlformats.org/drawingml/2006/main" noChangeAspect="1"/>
             </wp:cNvGraphicFramePr>
@@ -32,7 +19,7 @@
               <a:graphicData uri="http://schemas.openxmlformats.org/drawingml/2006/picture">
                 <pic:pic xmlns:pic="http://schemas.openxmlformats.org/drawingml/2006/picture">
                   <pic:nvPicPr>
-                    <pic:cNvPr id="0" name="Picture 1"/>
+                    <pic:cNvPr id="1770961211" name="Picture 1" descr="A screenshot of a computer screen&#10;&#10;Description automatically generated"/>
                     <pic:cNvPicPr>
                       <a:picLocks noChangeAspect="1" noChangeArrowheads="1"/>
                     </pic:cNvPicPr>
@@ -53,106 +40,7 @@
                   <pic:spPr bwMode="auto">
                     <a:xfrm>
                       <a:off x="0" y="0"/>
-                      <a:ext cx="5943600" cy="6372860"/>
-                    </a:xfrm>
-                    <a:prstGeom prst="rect">
-                      <a:avLst/>
-                    </a:prstGeom>
-                    <a:noFill/>
-                    <a:ln>
-                      <a:noFill/>
-                    </a:ln>
-                  </pic:spPr>
-                </pic:pic>
-              </a:graphicData>
-            </a:graphic>
-          </wp:anchor>
-        </w:drawing>
-      </w:r>
-    </w:p>
-    <w:p>
-      <w:pPr>
-        <w:tabs>
-          <w:tab w:val="left" w:pos="1440"/>
-        </w:tabs>
-      </w:pPr>
-      <w:r>
-        <w:tab/>
-      </w:r>
-    </w:p>
-    <w:p>
-      <w:pPr>
-        <w:tabs>
-          <w:tab w:val="left" w:pos="1440"/>
-        </w:tabs>
-      </w:pPr>
-    </w:p>
-    <w:p>
-      <w:pPr>
-        <w:tabs>
-          <w:tab w:val="left" w:pos="1440"/>
-        </w:tabs>
-      </w:pPr>
-    </w:p>
-    <w:p>
-      <w:pPr>
-        <w:tabs>
-          <w:tab w:val="left" w:pos="1440"/>
-        </w:tabs>
-      </w:pPr>
-    </w:p>
-    <w:p>
-      <w:pPr>
-        <w:tabs>
-          <w:tab w:val="left" w:pos="1440"/>
-        </w:tabs>
-      </w:pPr>
-    </w:p>
-    <w:p>
-      <w:pPr>
-        <w:tabs>
-          <w:tab w:val="left" w:pos="1440"/>
-        </w:tabs>
-      </w:pPr>
-      <w:r>
-        <w:rPr>
-          <w:noProof/>
-        </w:rPr>
-        <w:lastRenderedPageBreak/>
-        <w:drawing>
-          <wp:inline distT="0" distB="0" distL="0" distR="0" wp14:anchorId="0A6F938D" wp14:editId="71B7F614">
-            <wp:extent cx="5935980" cy="8229600"/>
-            <wp:effectExtent l="0" t="0" r="7620" b="0"/>
-            <wp:docPr id="620833421" name="Picture 5" descr="A diagram of a flowchart&#10;&#10;Description automatically generated"/>
-            <wp:cNvGraphicFramePr>
-              <a:graphicFrameLocks xmlns:a="http://schemas.openxmlformats.org/drawingml/2006/main" noChangeAspect="1"/>
-            </wp:cNvGraphicFramePr>
-            <a:graphic xmlns:a="http://schemas.openxmlformats.org/drawingml/2006/main">
-              <a:graphicData uri="http://schemas.openxmlformats.org/drawingml/2006/picture">
-                <pic:pic xmlns:pic="http://schemas.openxmlformats.org/drawingml/2006/picture">
-                  <pic:nvPicPr>
-                    <pic:cNvPr id="620833421" name="Picture 5" descr="A diagram of a flowchart&#10;&#10;Description automatically generated"/>
-                    <pic:cNvPicPr>
-                      <a:picLocks noChangeAspect="1" noChangeArrowheads="1"/>
-                    </pic:cNvPicPr>
-                  </pic:nvPicPr>
-                  <pic:blipFill>
-                    <a:blip r:embed="rId7">
-                      <a:extLst>
-                        <a:ext uri="{28A0092B-C50C-407E-A947-70E740481C1C}">
-                          <a14:useLocalDpi xmlns:a14="http://schemas.microsoft.com/office/drawing/2010/main" val="0"/>
-                        </a:ext>
-                      </a:extLst>
-                    </a:blip>
-                    <a:srcRect/>
-                    <a:stretch>
-                      <a:fillRect/>
-                    </a:stretch>
-                  </pic:blipFill>
-                  <pic:spPr bwMode="auto">
-                    <a:xfrm>
-                      <a:off x="0" y="0"/>
-                      <a:ext cx="5935980" cy="8229600"/>
+                      <a:ext cx="5943600" cy="7896860"/>
                     </a:xfrm>
                     <a:prstGeom prst="rect">
                       <a:avLst/>
@@ -170,21 +58,16 @@
       </w:r>
     </w:p>
     <w:p>
-      <w:pPr>
-        <w:tabs>
-          <w:tab w:val="left" w:pos="1440"/>
-        </w:tabs>
-      </w:pPr>
       <w:r>
         <w:rPr>
           <w:noProof/>
         </w:rPr>
         <w:lastRenderedPageBreak/>
         <w:drawing>
-          <wp:inline distT="0" distB="0" distL="0" distR="0" wp14:anchorId="2970DC8C" wp14:editId="57426466">
-            <wp:extent cx="5927725" cy="7362190"/>
-            <wp:effectExtent l="0" t="0" r="0" b="0"/>
-            <wp:docPr id="1888919439" name="Picture 6"/>
+          <wp:inline distT="0" distB="0" distL="0" distR="0" wp14:anchorId="2B7E7998" wp14:editId="597147E4">
+            <wp:extent cx="5943600" cy="3082290"/>
+            <wp:effectExtent l="0" t="0" r="0" b="3810"/>
+            <wp:docPr id="1532438497" name="Picture 2" descr="A black background with colorful squares&#10;&#10;Description automatically generated"/>
             <wp:cNvGraphicFramePr>
               <a:graphicFrameLocks xmlns:a="http://schemas.openxmlformats.org/drawingml/2006/main" noChangeAspect="1"/>
             </wp:cNvGraphicFramePr>
@@ -192,7 +75,80 @@
               <a:graphicData uri="http://schemas.openxmlformats.org/drawingml/2006/picture">
                 <pic:pic xmlns:pic="http://schemas.openxmlformats.org/drawingml/2006/picture">
                   <pic:nvPicPr>
-                    <pic:cNvPr id="0" name="Picture 11"/>
+                    <pic:cNvPr id="1532438497" name="Picture 2" descr="A black background with colorful squares&#10;&#10;Description automatically generated"/>
+                    <pic:cNvPicPr>
+                      <a:picLocks noChangeAspect="1" noChangeArrowheads="1"/>
+                    </pic:cNvPicPr>
+                  </pic:nvPicPr>
+                  <pic:blipFill>
+                    <a:blip r:embed="rId7" cstate="print">
+                      <a:extLst>
+                        <a:ext uri="{28A0092B-C50C-407E-A947-70E740481C1C}">
+                          <a14:useLocalDpi xmlns:a14="http://schemas.microsoft.com/office/drawing/2010/main" val="0"/>
+                        </a:ext>
+                      </a:extLst>
+                    </a:blip>
+                    <a:srcRect/>
+                    <a:stretch>
+                      <a:fillRect/>
+                    </a:stretch>
+                  </pic:blipFill>
+                  <pic:spPr bwMode="auto">
+                    <a:xfrm>
+                      <a:off x="0" y="0"/>
+                      <a:ext cx="5943600" cy="3082290"/>
+                    </a:xfrm>
+                    <a:prstGeom prst="rect">
+                      <a:avLst/>
+                    </a:prstGeom>
+                    <a:noFill/>
+                    <a:ln>
+                      <a:noFill/>
+                    </a:ln>
+                  </pic:spPr>
+                </pic:pic>
+              </a:graphicData>
+            </a:graphic>
+          </wp:inline>
+        </w:drawing>
+      </w:r>
+    </w:p>
+    <w:p/>
+    <w:p/>
+    <w:p/>
+    <w:p/>
+    <w:p/>
+    <w:p/>
+    <w:p/>
+    <w:p/>
+    <w:p/>
+    <w:p/>
+    <w:p/>
+    <w:p/>
+    <w:p/>
+    <w:p/>
+    <w:p/>
+    <w:p/>
+    <w:p/>
+    <w:p/>
+    <w:p>
+      <w:r>
+        <w:rPr>
+          <w:noProof/>
+        </w:rPr>
+        <w:drawing>
+          <wp:inline distT="0" distB="0" distL="0" distR="0" wp14:anchorId="7FF1C46F" wp14:editId="3F94908F">
+            <wp:extent cx="5943600" cy="5208270"/>
+            <wp:effectExtent l="0" t="0" r="0" b="0"/>
+            <wp:docPr id="734113189" name="Picture 3" descr="A screenshot of a computer screen&#10;&#10;Description automatically generated"/>
+            <wp:cNvGraphicFramePr>
+              <a:graphicFrameLocks xmlns:a="http://schemas.openxmlformats.org/drawingml/2006/main" noChangeAspect="1"/>
+            </wp:cNvGraphicFramePr>
+            <a:graphic xmlns:a="http://schemas.openxmlformats.org/drawingml/2006/main">
+              <a:graphicData uri="http://schemas.openxmlformats.org/drawingml/2006/picture">
+                <pic:pic xmlns:pic="http://schemas.openxmlformats.org/drawingml/2006/picture">
+                  <pic:nvPicPr>
+                    <pic:cNvPr id="734113189" name="Picture 3" descr="A screenshot of a computer screen&#10;&#10;Description automatically generated"/>
                     <pic:cNvPicPr>
                       <a:picLocks noChangeAspect="1" noChangeArrowheads="1"/>
                     </pic:cNvPicPr>
@@ -213,7 +169,7 @@
                   <pic:spPr bwMode="auto">
                     <a:xfrm>
                       <a:off x="0" y="0"/>
-                      <a:ext cx="5927725" cy="7362190"/>
+                      <a:ext cx="5943600" cy="5208270"/>
                     </a:xfrm>
                     <a:prstGeom prst="rect">
                       <a:avLst/>
@@ -230,36 +186,26 @@
         </w:drawing>
       </w:r>
     </w:p>
+    <w:p/>
+    <w:p/>
+    <w:p/>
+    <w:p/>
+    <w:p/>
+    <w:p/>
+    <w:p/>
+    <w:p/>
+    <w:p/>
     <w:p>
-      <w:pPr>
-        <w:tabs>
-          <w:tab w:val="left" w:pos="1440"/>
-        </w:tabs>
-      </w:pPr>
-    </w:p>
-    <w:p>
-      <w:pPr>
-        <w:tabs>
-          <w:tab w:val="left" w:pos="1440"/>
-        </w:tabs>
-      </w:pPr>
-    </w:p>
-    <w:p>
-      <w:pPr>
-        <w:tabs>
-          <w:tab w:val="left" w:pos="1440"/>
-        </w:tabs>
-      </w:pPr>
       <w:r>
         <w:rPr>
           <w:noProof/>
         </w:rPr>
         <w:lastRenderedPageBreak/>
         <w:drawing>
-          <wp:inline distT="0" distB="0" distL="0" distR="0" wp14:anchorId="71AABD9B" wp14:editId="3A29E72E">
-            <wp:extent cx="5939155" cy="7713345"/>
-            <wp:effectExtent l="0" t="0" r="4445" b="1905"/>
-            <wp:docPr id="1674841946" name="Picture 8"/>
+          <wp:inline distT="0" distB="0" distL="0" distR="0" wp14:anchorId="4052CEA6" wp14:editId="14E63F6E">
+            <wp:extent cx="5941060" cy="8229600"/>
+            <wp:effectExtent l="0" t="0" r="0" b="0"/>
+            <wp:docPr id="810644061" name="Picture 4" descr="A screenshot of a computer screen&#10;&#10;Description automatically generated"/>
             <wp:cNvGraphicFramePr>
               <a:graphicFrameLocks xmlns:a="http://schemas.openxmlformats.org/drawingml/2006/main" noChangeAspect="1"/>
             </wp:cNvGraphicFramePr>
@@ -267,7 +213,7 @@
               <a:graphicData uri="http://schemas.openxmlformats.org/drawingml/2006/picture">
                 <pic:pic xmlns:pic="http://schemas.openxmlformats.org/drawingml/2006/picture">
                   <pic:nvPicPr>
-                    <pic:cNvPr id="0" name="Picture 13"/>
+                    <pic:cNvPr id="810644061" name="Picture 4" descr="A screenshot of a computer screen&#10;&#10;Description automatically generated"/>
                     <pic:cNvPicPr>
                       <a:picLocks noChangeAspect="1" noChangeArrowheads="1"/>
                     </pic:cNvPicPr>
@@ -288,7 +234,7 @@
                   <pic:spPr bwMode="auto">
                     <a:xfrm>
                       <a:off x="0" y="0"/>
-                      <a:ext cx="5939155" cy="7713345"/>
+                      <a:ext cx="5941060" cy="8229600"/>
                     </a:xfrm>
                     <a:prstGeom prst="rect">
                       <a:avLst/>
@@ -304,16 +250,18 @@
           </wp:inline>
         </w:drawing>
       </w:r>
+    </w:p>
+    <w:p>
       <w:r>
         <w:rPr>
           <w:noProof/>
         </w:rPr>
         <w:lastRenderedPageBreak/>
         <w:drawing>
-          <wp:inline distT="0" distB="0" distL="0" distR="0" wp14:anchorId="5B71B298" wp14:editId="558DC330">
-            <wp:extent cx="5927725" cy="3074035"/>
-            <wp:effectExtent l="0" t="0" r="0" b="0"/>
-            <wp:docPr id="1907238740" name="Picture 7"/>
+          <wp:inline distT="0" distB="0" distL="0" distR="0" wp14:anchorId="6FDD555A" wp14:editId="22CED0FB">
+            <wp:extent cx="5943600" cy="7292975"/>
+            <wp:effectExtent l="0" t="0" r="0" b="3175"/>
+            <wp:docPr id="1781835070" name="Picture 5" descr="A screenshot of a computer screen&#10;&#10;Description automatically generated"/>
             <wp:cNvGraphicFramePr>
               <a:graphicFrameLocks xmlns:a="http://schemas.openxmlformats.org/drawingml/2006/main" noChangeAspect="1"/>
             </wp:cNvGraphicFramePr>
@@ -321,13 +269,13 @@
               <a:graphicData uri="http://schemas.openxmlformats.org/drawingml/2006/picture">
                 <pic:pic xmlns:pic="http://schemas.openxmlformats.org/drawingml/2006/picture">
                   <pic:nvPicPr>
-                    <pic:cNvPr id="0" name="Picture 12"/>
+                    <pic:cNvPr id="1781835070" name="Picture 5" descr="A screenshot of a computer screen&#10;&#10;Description automatically generated"/>
                     <pic:cNvPicPr>
                       <a:picLocks noChangeAspect="1" noChangeArrowheads="1"/>
                     </pic:cNvPicPr>
                   </pic:nvPicPr>
                   <pic:blipFill>
-                    <a:blip r:embed="rId10" cstate="print">
+                    <a:blip r:embed="rId10">
                       <a:extLst>
                         <a:ext uri="{28A0092B-C50C-407E-A947-70E740481C1C}">
                           <a14:useLocalDpi xmlns:a14="http://schemas.microsoft.com/office/drawing/2010/main" val="0"/>
@@ -342,7 +290,7 @@
                   <pic:spPr bwMode="auto">
                     <a:xfrm>
                       <a:off x="0" y="0"/>
-                      <a:ext cx="5927725" cy="3074035"/>
+                      <a:ext cx="5943600" cy="7292975"/>
                     </a:xfrm>
                     <a:prstGeom prst="rect">
                       <a:avLst/>
